--- a/src/main/resources/templates/partA/2026-03-31 - FTR56/Preview Part A Template.docx
+++ b/src/main/resources/templates/partA/2026-03-31 - FTR56/Preview Part A Template.docx
@@ -344,23 +344,7 @@
           <w:rFonts w:ascii="Arial" w:hAnsi="Arial" w:cs="Arial"/>
           <w:b/>
         </w:rPr>
-        <w:t xml:space="preserve">an </w:t>
-      </w:r>
-      <w:proofErr w:type="gramStart"/>
-      <w:r>
-        <w:rPr>
-          <w:rFonts w:ascii="Arial" w:hAnsi="Arial" w:cs="Arial"/>
-          <w:b/>
-        </w:rPr>
-        <w:t>Emergency</w:t>
-      </w:r>
-      <w:proofErr w:type="gramEnd"/>
-      <w:r>
-        <w:rPr>
-          <w:rFonts w:ascii="Arial" w:hAnsi="Arial" w:cs="Arial"/>
-          <w:b/>
-        </w:rPr>
-        <w:t xml:space="preserve"> </w:t>
+        <w:t xml:space="preserve">an Emergency </w:t>
       </w:r>
       <w:r>
         <w:rPr>
@@ -661,7 +645,28 @@
           <w:rFonts w:ascii="Arial" w:hAnsi="Arial" w:cs="Arial"/>
           <w:bCs/>
         </w:rPr>
-        <w:t xml:space="preserve"> Yes</w:t>
+        <w:t xml:space="preserve"> </w:t>
+      </w:r>
+      <w:r>
+        <w:rPr>
+          <w:rFonts w:ascii="Arial" w:hAnsi="Arial" w:cs="Arial"/>
+          <w:bCs/>
+        </w:rPr>
+        <w:t>{{</w:t>
+      </w:r>
+      <w:r>
+        <w:rPr>
+          <w:rFonts w:ascii="Arial" w:hAnsi="Arial" w:cs="Arial"/>
+          <w:bCs/>
+        </w:rPr>
+        <w:t>is_serving_youth_sentence</w:t>
+      </w:r>
+      <w:r>
+        <w:rPr>
+          <w:rFonts w:ascii="Arial" w:hAnsi="Arial" w:cs="Arial"/>
+          <w:bCs/>
+        </w:rPr>
+        <w:t>}}</w:t>
       </w:r>
     </w:p>
     <w:p>
@@ -2937,23 +2942,7 @@
           <w:rFonts w:ascii="Arial" w:hAnsi="Arial" w:cs="Arial"/>
           <w:bCs/>
         </w:rPr>
-        <w:t xml:space="preserve">(Any information presented here should be disclosable to the </w:t>
-      </w:r>
-      <w:proofErr w:type="gramStart"/>
-      <w:r>
-        <w:rPr>
-          <w:rFonts w:ascii="Arial" w:hAnsi="Arial" w:cs="Arial"/>
-          <w:bCs/>
-        </w:rPr>
-        <w:t xml:space="preserve">prisoner)   </w:t>
-      </w:r>
-      <w:proofErr w:type="gramEnd"/>
-      <w:r>
-        <w:rPr>
-          <w:rFonts w:ascii="Arial" w:hAnsi="Arial" w:cs="Arial"/>
-          <w:bCs/>
-        </w:rPr>
-        <w:t xml:space="preserve">   </w:t>
+        <w:t xml:space="preserve">(Any information presented here should be disclosable to the prisoner)      </w:t>
       </w:r>
       <w:r>
         <w:rPr>
@@ -2967,30 +2956,14 @@
           <w:rFonts w:ascii="Arial" w:hAnsi="Arial" w:cs="Arial"/>
           <w:bCs/>
         </w:rPr>
-        <w:t>{{has_victims_in_contact_scheme</w:t>
-      </w:r>
-      <w:proofErr w:type="gramStart"/>
-      <w:r>
-        <w:rPr>
-          <w:rFonts w:ascii="Arial" w:hAnsi="Arial" w:cs="Arial"/>
-          <w:bCs/>
-        </w:rPr>
-        <w:t>}}</w:t>
-      </w:r>
-      <w:r>
-        <w:rPr>
-          <w:rFonts w:ascii="Arial" w:hAnsi="Arial" w:cs="Arial"/>
-          <w:b/>
-        </w:rPr>
-        <w:t>Date</w:t>
-      </w:r>
-      <w:proofErr w:type="gramEnd"/>
-      <w:r>
-        <w:rPr>
-          <w:rFonts w:ascii="Arial" w:hAnsi="Arial" w:cs="Arial"/>
-          <w:b/>
-        </w:rPr>
-        <w:t xml:space="preserve"> contact was </w:t>
+        <w:t>{{has_victims_in_contact_scheme}}</w:t>
+      </w:r>
+      <w:r>
+        <w:rPr>
+          <w:rFonts w:ascii="Arial" w:hAnsi="Arial" w:cs="Arial"/>
+          <w:b/>
+        </w:rPr>
+        <w:t xml:space="preserve">Date contact was </w:t>
       </w:r>
       <w:r>
         <w:rPr>
@@ -5598,30 +5571,14 @@
           <w:rFonts w:ascii="Arial" w:hAnsi="Arial" w:cs="Arial"/>
           <w:bCs/>
         </w:rPr>
-        <w:t>{{recall_type_details</w:t>
-      </w:r>
-      <w:proofErr w:type="gramStart"/>
-      <w:r>
-        <w:rPr>
-          <w:rFonts w:ascii="Arial" w:hAnsi="Arial" w:cs="Arial"/>
-          <w:bCs/>
-        </w:rPr>
-        <w:t>}}</w:t>
-      </w:r>
-      <w:r>
-        <w:rPr>
-          <w:rFonts w:ascii="Arial" w:hAnsi="Arial" w:cs="Arial"/>
-          <w:b/>
-        </w:rPr>
-        <w:t xml:space="preserve">   </w:t>
-      </w:r>
-      <w:proofErr w:type="gramEnd"/>
-      <w:r>
-        <w:rPr>
-          <w:rFonts w:ascii="Arial" w:hAnsi="Arial" w:cs="Arial"/>
-          <w:b/>
-        </w:rPr>
-        <w:t xml:space="preserve">                       </w:t>
+        <w:t>{{recall_type_details}}</w:t>
+      </w:r>
+      <w:r>
+        <w:rPr>
+          <w:rFonts w:ascii="Arial" w:hAnsi="Arial" w:cs="Arial"/>
+          <w:b/>
+        </w:rPr>
+        <w:t xml:space="preserve">                          </w:t>
       </w:r>
       <w:r>
         <w:rPr>
@@ -5964,23 +5921,7 @@
           <w:rFonts w:ascii="Arial" w:hAnsi="Arial" w:cs="Arial"/>
           <w:b/>
         </w:rPr>
-        <w:t xml:space="preserve">i) Has the offender exhibited behaviour </w:t>
-      </w:r>
-      <w:proofErr w:type="gramStart"/>
-      <w:r>
-        <w:rPr>
-          <w:rFonts w:ascii="Arial" w:hAnsi="Arial" w:cs="Arial"/>
-          <w:b/>
-        </w:rPr>
-        <w:t>similar to</w:t>
-      </w:r>
-      <w:proofErr w:type="gramEnd"/>
-      <w:r>
-        <w:rPr>
-          <w:rFonts w:ascii="Arial" w:hAnsi="Arial" w:cs="Arial"/>
-          <w:b/>
-        </w:rPr>
-        <w:t xml:space="preserve"> the circumstances surrounding the index offence</w:t>
+        <w:t>i) Has the offender exhibited behaviour similar to the circumstances surrounding the index offence</w:t>
       </w:r>
       <w:r>
         <w:rPr>
@@ -6073,23 +6014,7 @@
           <w:rFonts w:ascii="Arial" w:hAnsi="Arial" w:cs="Arial"/>
           <w:b/>
         </w:rPr>
-        <w:t xml:space="preserve">ii) Has the offender exhibited behaviour likely to give rise, or does give rise </w:t>
-      </w:r>
-      <w:proofErr w:type="gramStart"/>
-      <w:r>
-        <w:rPr>
-          <w:rFonts w:ascii="Arial" w:hAnsi="Arial" w:cs="Arial"/>
-          <w:b/>
-        </w:rPr>
-        <w:t>to  a</w:t>
-      </w:r>
-      <w:proofErr w:type="gramEnd"/>
-      <w:r>
-        <w:rPr>
-          <w:rFonts w:ascii="Arial" w:hAnsi="Arial" w:cs="Arial"/>
-          <w:b/>
-        </w:rPr>
-        <w:t xml:space="preserve"> sexual or violent offence? </w:t>
+        <w:t xml:space="preserve">ii) Has the offender exhibited behaviour likely to give rise, or does give rise to  a sexual or violent offence? </w:t>
       </w:r>
       <w:r>
         <w:rPr>
@@ -6290,15 +6215,7 @@
           <w:rFonts w:ascii="Arial" w:hAnsi="Arial" w:cs="Arial"/>
           <w:bCs/>
         </w:rPr>
-        <w:t>{{out_of_touch_present</w:t>
-      </w:r>
-      <w:proofErr w:type="gramStart"/>
-      <w:r>
-        <w:rPr>
-          <w:rFonts w:ascii="Arial" w:hAnsi="Arial" w:cs="Arial"/>
-          <w:bCs/>
-        </w:rPr>
-        <w:t>}}</w:t>
+        <w:t>{{out_of_touch_present}}</w:t>
       </w:r>
       <w:r>
         <w:rPr>
@@ -6312,15 +6229,7 @@
           <w:rFonts w:ascii="Arial" w:hAnsi="Arial" w:cs="Arial"/>
           <w:b/>
         </w:rPr>
-        <w:t xml:space="preserve"> Provide</w:t>
-      </w:r>
-      <w:proofErr w:type="gramEnd"/>
-      <w:r>
-        <w:rPr>
-          <w:rFonts w:ascii="Arial" w:hAnsi="Arial" w:cs="Arial"/>
-          <w:b/>
-        </w:rPr>
-        <w:t xml:space="preserve"> details: </w:t>
+        <w:t xml:space="preserve"> Provide details: </w:t>
       </w:r>
       <w:r>
         <w:rPr>
@@ -9215,6 +9124,7 @@
         </v:shapetype>
         <v:shape id="PowerPlusWaterMarkObject10227127" o:spid="_x0000_s1027" type="#_x0000_t136" alt="" style="position:absolute;margin-left:0;margin-top:0;width:511.95pt;height:135.2pt;rotation:315;z-index:-251651072;mso-wrap-edited:f;mso-width-percent:0;mso-height-percent:0;mso-position-horizontal:center;mso-position-horizontal-relative:margin;mso-position-vertical:center;mso-position-vertical-relative:margin;mso-width-percent:0;mso-height-percent:0" o:allowincell="f" fillcolor="#666" stroked="f">
           <v:textpath style="font-family:&quot;Times New Roman&quot;;font-size:1pt" string="PREVIEW"/>
+          <w10:wrap anchorx="margin" anchory="margin"/>
         </v:shape>
       </w:pict>
     </w:r>
@@ -9425,6 +9335,7 @@
         </v:shapetype>
         <v:shape id="PowerPlusWaterMarkObject10227128" o:spid="_x0000_s1026" type="#_x0000_t136" alt="" style="position:absolute;left:0;text-align:left;margin-left:0;margin-top:0;width:511.95pt;height:135.2pt;rotation:315;z-index:-251646976;mso-wrap-edited:f;mso-width-percent:0;mso-height-percent:0;mso-position-horizontal:center;mso-position-horizontal-relative:margin;mso-position-vertical:center;mso-position-vertical-relative:margin;mso-width-percent:0;mso-height-percent:0" o:allowincell="f" fillcolor="#666" stroked="f">
           <v:textpath style="font-family:&quot;Times New Roman&quot;;font-size:1pt" string="PREVIEW"/>
+          <w10:wrap anchorx="margin" anchory="margin"/>
         </v:shape>
       </w:pict>
     </w:r>
@@ -9469,6 +9380,7 @@
         </v:shapetype>
         <v:shape id="PowerPlusWaterMarkObject10227126" o:spid="_x0000_s1025" type="#_x0000_t136" alt="" style="position:absolute;margin-left:0;margin-top:0;width:511.95pt;height:135.2pt;rotation:315;z-index:-251655168;mso-wrap-edited:f;mso-width-percent:0;mso-height-percent:0;mso-position-horizontal:center;mso-position-horizontal-relative:margin;mso-position-vertical:center;mso-position-vertical-relative:margin;mso-width-percent:0;mso-height-percent:0" o:allowincell="f" fillcolor="#666" stroked="f">
           <v:textpath style="font-family:&quot;Times New Roman&quot;;font-size:1pt" string="PREVIEW"/>
+          <w10:wrap anchorx="margin" anchory="margin"/>
         </v:shape>
       </w:pict>
     </w:r>
@@ -16733,6 +16645,7 @@
     <w:rsid w:val="001E07D4"/>
     <w:rsid w:val="001E2705"/>
     <w:rsid w:val="001E3E80"/>
+    <w:rsid w:val="001E7F02"/>
     <w:rsid w:val="00220647"/>
     <w:rsid w:val="00290F4E"/>
     <w:rsid w:val="002A54E7"/>
@@ -16761,6 +16674,7 @@
     <w:rsid w:val="006957C2"/>
     <w:rsid w:val="006A0E51"/>
     <w:rsid w:val="006A10ED"/>
+    <w:rsid w:val="006F115C"/>
     <w:rsid w:val="00745DEB"/>
     <w:rsid w:val="007650A3"/>
     <w:rsid w:val="007727FE"/>
@@ -16800,6 +16714,7 @@
     <w:rsid w:val="00C73BA4"/>
     <w:rsid w:val="00C827E2"/>
     <w:rsid w:val="00CB21AA"/>
+    <w:rsid w:val="00CD3DCA"/>
     <w:rsid w:val="00CE5DE0"/>
     <w:rsid w:val="00CF7AD2"/>
     <w:rsid w:val="00D13037"/>
@@ -17600,6 +17515,18 @@
 </file>
 
 <file path=customXml/item1.xml><?xml version="1.0" encoding="utf-8"?>
+<p:properties xmlns:p="http://schemas.microsoft.com/office/2006/metadata/properties" xmlns:xsi="http://www.w3.org/2001/XMLSchema-instance" xmlns:pc="http://schemas.microsoft.com/office/infopath/2007/PartnerControls">
+  <documentManagement>
+    <lcf76f155ced4ddcb4097134ff3c332f xmlns="2244256a-353e-4aaa-84de-68fbd58bc0b5">
+      <Terms xmlns="http://schemas.microsoft.com/office/infopath/2007/PartnerControls"/>
+    </lcf76f155ced4ddcb4097134ff3c332f>
+    <TaxCatchAll xmlns="461e5654-0e9a-4527-837d-fdc364c1f1ed" xsi:nil="true"/>
+    <Number xmlns="2244256a-353e-4aaa-84de-68fbd58bc0b5" xsi:nil="true"/>
+  </documentManagement>
+</p:properties>
+</file>
+
+<file path=customXml/item2.xml><?xml version="1.0" encoding="utf-8"?>
 <ct:contentTypeSchema xmlns:ct="http://schemas.microsoft.com/office/2006/metadata/contentType" xmlns:ma="http://schemas.microsoft.com/office/2006/metadata/properties/metaAttributes" ct:_="" ma:_="" ma:contentTypeName="Document" ma:contentTypeID="0x010100BB15E224CEB19F4BA17DCD08B156C20E" ma:contentTypeVersion="14" ma:contentTypeDescription="Create a new document." ma:contentTypeScope="" ma:versionID="7cd304efa23d0061db26e2f05b6414b1">
   <xsd:schema xmlns:xsd="http://www.w3.org/2001/XMLSchema" xmlns:xs="http://www.w3.org/2001/XMLSchema" xmlns:p="http://schemas.microsoft.com/office/2006/metadata/properties" xmlns:ns2="2244256a-353e-4aaa-84de-68fbd58bc0b5" xmlns:ns3="461e5654-0e9a-4527-837d-fdc364c1f1ed" targetNamespace="http://schemas.microsoft.com/office/2006/metadata/properties" ma:root="true" ma:fieldsID="44df93feef4834377720eaaf16faf4fa" ns2:_="" ns3:_="">
     <xsd:import namespace="2244256a-353e-4aaa-84de-68fbd58bc0b5"/>
@@ -17812,7 +17739,7 @@
 </ct:contentTypeSchema>
 </file>
 
-<file path=customXml/item2.xml><?xml version="1.0" encoding="utf-8"?>
+<file path=customXml/item3.xml><?xml version="1.0" encoding="utf-8"?>
 <?mso-contentType ?>
 <FormTemplates xmlns="http://schemas.microsoft.com/sharepoint/v3/contenttype/forms">
   <Display>DocumentLibraryForm</Display>
@@ -17821,23 +17748,22 @@
 </FormTemplates>
 </file>
 
-<file path=customXml/item3.xml><?xml version="1.0" encoding="utf-8"?>
+<file path=customXml/item4.xml><?xml version="1.0" encoding="utf-8"?>
 <b:Sources xmlns:b="http://schemas.openxmlformats.org/officeDocument/2006/bibliography" xmlns="http://schemas.openxmlformats.org/officeDocument/2006/bibliography" SelectedStyle="" StyleName="" Version="0"/>
 </file>
 
-<file path=customXml/item4.xml><?xml version="1.0" encoding="utf-8"?>
-<p:properties xmlns:p="http://schemas.microsoft.com/office/2006/metadata/properties" xmlns:xsi="http://www.w3.org/2001/XMLSchema-instance" xmlns:pc="http://schemas.microsoft.com/office/infopath/2007/PartnerControls">
-  <documentManagement>
-    <lcf76f155ced4ddcb4097134ff3c332f xmlns="2244256a-353e-4aaa-84de-68fbd58bc0b5">
-      <Terms xmlns="http://schemas.microsoft.com/office/infopath/2007/PartnerControls"/>
-    </lcf76f155ced4ddcb4097134ff3c332f>
-    <TaxCatchAll xmlns="461e5654-0e9a-4527-837d-fdc364c1f1ed" xsi:nil="true"/>
-    <Number xmlns="2244256a-353e-4aaa-84de-68fbd58bc0b5" xsi:nil="true"/>
-  </documentManagement>
-</p:properties>
+<file path=customXml/itemProps1.xml><?xml version="1.0" encoding="utf-8"?>
+<ds:datastoreItem xmlns:ds="http://schemas.openxmlformats.org/officeDocument/2006/customXml" ds:itemID="{D6602E3C-70F5-412B-A646-0548AF3EB1F8}">
+  <ds:schemaRefs>
+    <ds:schemaRef ds:uri="http://schemas.microsoft.com/office/2006/metadata/properties"/>
+    <ds:schemaRef ds:uri="http://schemas.microsoft.com/office/infopath/2007/PartnerControls"/>
+    <ds:schemaRef ds:uri="2244256a-353e-4aaa-84de-68fbd58bc0b5"/>
+    <ds:schemaRef ds:uri="461e5654-0e9a-4527-837d-fdc364c1f1ed"/>
+  </ds:schemaRefs>
+</ds:datastoreItem>
 </file>
 
-<file path=customXml/itemProps1.xml><?xml version="1.0" encoding="utf-8"?>
+<file path=customXml/itemProps2.xml><?xml version="1.0" encoding="utf-8"?>
 <ds:datastoreItem xmlns:ds="http://schemas.openxmlformats.org/officeDocument/2006/customXml" ds:itemID="{79C448BA-7A2C-492D-9615-F080CE57201F}">
   <ds:schemaRefs>
     <ds:schemaRef ds:uri="http://schemas.microsoft.com/office/2006/metadata/contentType"/>
@@ -17856,7 +17782,7 @@
 </ds:datastoreItem>
 </file>
 
-<file path=customXml/itemProps2.xml><?xml version="1.0" encoding="utf-8"?>
+<file path=customXml/itemProps3.xml><?xml version="1.0" encoding="utf-8"?>
 <ds:datastoreItem xmlns:ds="http://schemas.openxmlformats.org/officeDocument/2006/customXml" ds:itemID="{9C893AAC-1781-44C1-940F-A467E506D9D1}">
   <ds:schemaRefs>
     <ds:schemaRef ds:uri="http://schemas.microsoft.com/sharepoint/v3/contenttype/forms"/>
@@ -17864,21 +17790,10 @@
 </ds:datastoreItem>
 </file>
 
-<file path=customXml/itemProps3.xml><?xml version="1.0" encoding="utf-8"?>
+<file path=customXml/itemProps4.xml><?xml version="1.0" encoding="utf-8"?>
 <ds:datastoreItem xmlns:ds="http://schemas.openxmlformats.org/officeDocument/2006/customXml" ds:itemID="{1AA002EC-9FAC-469B-886C-4AD0DF10DF17}">
   <ds:schemaRefs>
     <ds:schemaRef ds:uri="http://schemas.openxmlformats.org/officeDocument/2006/bibliography"/>
   </ds:schemaRefs>
 </ds:datastoreItem>
-</file>
-
-<file path=customXml/itemProps4.xml><?xml version="1.0" encoding="utf-8"?>
-<ds:datastoreItem xmlns:ds="http://schemas.openxmlformats.org/officeDocument/2006/customXml" ds:itemID="{D6602E3C-70F5-412B-A646-0548AF3EB1F8}">
-  <ds:schemaRefs>
-    <ds:schemaRef ds:uri="http://schemas.microsoft.com/office/2006/metadata/properties"/>
-    <ds:schemaRef ds:uri="http://schemas.microsoft.com/office/infopath/2007/PartnerControls"/>
-    <ds:schemaRef ds:uri="2244256a-353e-4aaa-84de-68fbd58bc0b5"/>
-    <ds:schemaRef ds:uri="461e5654-0e9a-4527-837d-fdc364c1f1ed"/>
-  </ds:schemaRefs>
-</ds:datastoreItem>
 </file>
--- a/src/main/resources/templates/partA/2026-03-31 - FTR56/Preview Part A Template.docx
+++ b/src/main/resources/templates/partA/2026-03-31 - FTR56/Preview Part A Template.docx
@@ -344,23 +344,7 @@
           <w:rFonts w:ascii="Arial" w:hAnsi="Arial" w:cs="Arial"/>
           <w:b/>
         </w:rPr>
-        <w:t xml:space="preserve">an </w:t>
-      </w:r>
-      <w:proofErr w:type="gramStart"/>
-      <w:r>
-        <w:rPr>
-          <w:rFonts w:ascii="Arial" w:hAnsi="Arial" w:cs="Arial"/>
-          <w:b/>
-        </w:rPr>
-        <w:t>Emergency</w:t>
-      </w:r>
-      <w:proofErr w:type="gramEnd"/>
-      <w:r>
-        <w:rPr>
-          <w:rFonts w:ascii="Arial" w:hAnsi="Arial" w:cs="Arial"/>
-          <w:b/>
-        </w:rPr>
-        <w:t xml:space="preserve"> </w:t>
+        <w:t xml:space="preserve">an Emergency </w:t>
       </w:r>
       <w:r>
         <w:rPr>
@@ -1486,14 +1470,35 @@
           <w:rFonts w:ascii="Arial" w:hAnsi="Arial" w:cs="Arial"/>
           <w:bCs/>
         </w:rPr>
-        <w:t>serving_</w:t>
-      </w:r>
-      <w:r>
-        <w:rPr>
-          <w:rFonts w:ascii="Arial" w:hAnsi="Arial" w:cs="Arial"/>
-          <w:bCs/>
-        </w:rPr>
-        <w:t>SOPC_Sentence}}</w:t>
+        <w:t>serving</w:t>
+      </w:r>
+      <w:r>
+        <w:rPr>
+          <w:rFonts w:ascii="Arial" w:hAnsi="Arial" w:cs="Arial"/>
+          <w:bCs/>
+        </w:rPr>
+        <w:t>_sopc</w:t>
+      </w:r>
+      <w:r>
+        <w:rPr>
+          <w:rFonts w:ascii="Arial" w:hAnsi="Arial" w:cs="Arial"/>
+          <w:bCs/>
+        </w:rPr>
+        <w:t>_</w:t>
+      </w:r>
+      <w:r>
+        <w:rPr>
+          <w:rFonts w:ascii="Arial" w:hAnsi="Arial" w:cs="Arial"/>
+          <w:bCs/>
+        </w:rPr>
+        <w:t>s</w:t>
+      </w:r>
+      <w:r>
+        <w:rPr>
+          <w:rFonts w:ascii="Arial" w:hAnsi="Arial" w:cs="Arial"/>
+          <w:bCs/>
+        </w:rPr>
+        <w:t>entence}}</w:t>
       </w:r>
     </w:p>
     <w:p>
@@ -1550,7 +1555,21 @@
           <w:rFonts w:ascii="Arial" w:hAnsi="Arial" w:cs="Arial"/>
           <w:bCs/>
         </w:rPr>
-        <w:t>erving_DCR_sentence}}</w:t>
+        <w:t>erving_</w:t>
+      </w:r>
+      <w:r>
+        <w:rPr>
+          <w:rFonts w:ascii="Arial" w:hAnsi="Arial" w:cs="Arial"/>
+          <w:bCs/>
+        </w:rPr>
+        <w:t>dcr</w:t>
+      </w:r>
+      <w:r>
+        <w:rPr>
+          <w:rFonts w:ascii="Arial" w:hAnsi="Arial" w:cs="Arial"/>
+          <w:bCs/>
+        </w:rPr>
+        <w:t>_sentence}}</w:t>
       </w:r>
     </w:p>
     <w:p>
@@ -2937,23 +2956,7 @@
           <w:rFonts w:ascii="Arial" w:hAnsi="Arial" w:cs="Arial"/>
           <w:bCs/>
         </w:rPr>
-        <w:t xml:space="preserve">(Any information presented here should be disclosable to the </w:t>
-      </w:r>
-      <w:proofErr w:type="gramStart"/>
-      <w:r>
-        <w:rPr>
-          <w:rFonts w:ascii="Arial" w:hAnsi="Arial" w:cs="Arial"/>
-          <w:bCs/>
-        </w:rPr>
-        <w:t xml:space="preserve">prisoner)   </w:t>
-      </w:r>
-      <w:proofErr w:type="gramEnd"/>
-      <w:r>
-        <w:rPr>
-          <w:rFonts w:ascii="Arial" w:hAnsi="Arial" w:cs="Arial"/>
-          <w:bCs/>
-        </w:rPr>
-        <w:t xml:space="preserve">   </w:t>
+        <w:t xml:space="preserve">(Any information presented here should be disclosable to the prisoner)      </w:t>
       </w:r>
       <w:r>
         <w:rPr>
@@ -2967,30 +2970,14 @@
           <w:rFonts w:ascii="Arial" w:hAnsi="Arial" w:cs="Arial"/>
           <w:bCs/>
         </w:rPr>
-        <w:t>{{has_victims_in_contact_scheme</w:t>
-      </w:r>
-      <w:proofErr w:type="gramStart"/>
-      <w:r>
-        <w:rPr>
-          <w:rFonts w:ascii="Arial" w:hAnsi="Arial" w:cs="Arial"/>
-          <w:bCs/>
-        </w:rPr>
-        <w:t>}}</w:t>
-      </w:r>
-      <w:r>
-        <w:rPr>
-          <w:rFonts w:ascii="Arial" w:hAnsi="Arial" w:cs="Arial"/>
-          <w:b/>
-        </w:rPr>
-        <w:t>Date</w:t>
-      </w:r>
-      <w:proofErr w:type="gramEnd"/>
-      <w:r>
-        <w:rPr>
-          <w:rFonts w:ascii="Arial" w:hAnsi="Arial" w:cs="Arial"/>
-          <w:b/>
-        </w:rPr>
-        <w:t xml:space="preserve"> contact was </w:t>
+        <w:t>{{has_victims_in_contact_scheme}}</w:t>
+      </w:r>
+      <w:r>
+        <w:rPr>
+          <w:rFonts w:ascii="Arial" w:hAnsi="Arial" w:cs="Arial"/>
+          <w:b/>
+        </w:rPr>
+        <w:t xml:space="preserve">Date contact was </w:t>
       </w:r>
       <w:r>
         <w:rPr>
@@ -5598,30 +5585,14 @@
           <w:rFonts w:ascii="Arial" w:hAnsi="Arial" w:cs="Arial"/>
           <w:bCs/>
         </w:rPr>
-        <w:t>{{recall_type_details</w:t>
-      </w:r>
-      <w:proofErr w:type="gramStart"/>
-      <w:r>
-        <w:rPr>
-          <w:rFonts w:ascii="Arial" w:hAnsi="Arial" w:cs="Arial"/>
-          <w:bCs/>
-        </w:rPr>
-        <w:t>}}</w:t>
-      </w:r>
-      <w:r>
-        <w:rPr>
-          <w:rFonts w:ascii="Arial" w:hAnsi="Arial" w:cs="Arial"/>
-          <w:b/>
-        </w:rPr>
-        <w:t xml:space="preserve">   </w:t>
-      </w:r>
-      <w:proofErr w:type="gramEnd"/>
-      <w:r>
-        <w:rPr>
-          <w:rFonts w:ascii="Arial" w:hAnsi="Arial" w:cs="Arial"/>
-          <w:b/>
-        </w:rPr>
-        <w:t xml:space="preserve">                       </w:t>
+        <w:t>{{recall_type_details}}</w:t>
+      </w:r>
+      <w:r>
+        <w:rPr>
+          <w:rFonts w:ascii="Arial" w:hAnsi="Arial" w:cs="Arial"/>
+          <w:b/>
+        </w:rPr>
+        <w:t xml:space="preserve">                          </w:t>
       </w:r>
       <w:r>
         <w:rPr>
@@ -5964,23 +5935,7 @@
           <w:rFonts w:ascii="Arial" w:hAnsi="Arial" w:cs="Arial"/>
           <w:b/>
         </w:rPr>
-        <w:t xml:space="preserve">i) Has the offender exhibited behaviour </w:t>
-      </w:r>
-      <w:proofErr w:type="gramStart"/>
-      <w:r>
-        <w:rPr>
-          <w:rFonts w:ascii="Arial" w:hAnsi="Arial" w:cs="Arial"/>
-          <w:b/>
-        </w:rPr>
-        <w:t>similar to</w:t>
-      </w:r>
-      <w:proofErr w:type="gramEnd"/>
-      <w:r>
-        <w:rPr>
-          <w:rFonts w:ascii="Arial" w:hAnsi="Arial" w:cs="Arial"/>
-          <w:b/>
-        </w:rPr>
-        <w:t xml:space="preserve"> the circumstances surrounding the index offence</w:t>
+        <w:t>i) Has the offender exhibited behaviour similar to the circumstances surrounding the index offence</w:t>
       </w:r>
       <w:r>
         <w:rPr>
@@ -6073,23 +6028,7 @@
           <w:rFonts w:ascii="Arial" w:hAnsi="Arial" w:cs="Arial"/>
           <w:b/>
         </w:rPr>
-        <w:t xml:space="preserve">ii) Has the offender exhibited behaviour likely to give rise, or does give rise </w:t>
-      </w:r>
-      <w:proofErr w:type="gramStart"/>
-      <w:r>
-        <w:rPr>
-          <w:rFonts w:ascii="Arial" w:hAnsi="Arial" w:cs="Arial"/>
-          <w:b/>
-        </w:rPr>
-        <w:t>to  a</w:t>
-      </w:r>
-      <w:proofErr w:type="gramEnd"/>
-      <w:r>
-        <w:rPr>
-          <w:rFonts w:ascii="Arial" w:hAnsi="Arial" w:cs="Arial"/>
-          <w:b/>
-        </w:rPr>
-        <w:t xml:space="preserve"> sexual or violent offence? </w:t>
+        <w:t xml:space="preserve">ii) Has the offender exhibited behaviour likely to give rise, or does give rise to  a sexual or violent offence? </w:t>
       </w:r>
       <w:r>
         <w:rPr>
@@ -6290,15 +6229,7 @@
           <w:rFonts w:ascii="Arial" w:hAnsi="Arial" w:cs="Arial"/>
           <w:bCs/>
         </w:rPr>
-        <w:t>{{out_of_touch_present</w:t>
-      </w:r>
-      <w:proofErr w:type="gramStart"/>
-      <w:r>
-        <w:rPr>
-          <w:rFonts w:ascii="Arial" w:hAnsi="Arial" w:cs="Arial"/>
-          <w:bCs/>
-        </w:rPr>
-        <w:t>}}</w:t>
+        <w:t>{{out_of_touch_present}}</w:t>
       </w:r>
       <w:r>
         <w:rPr>
@@ -6312,15 +6243,7 @@
           <w:rFonts w:ascii="Arial" w:hAnsi="Arial" w:cs="Arial"/>
           <w:b/>
         </w:rPr>
-        <w:t xml:space="preserve"> Provide</w:t>
-      </w:r>
-      <w:proofErr w:type="gramEnd"/>
-      <w:r>
-        <w:rPr>
-          <w:rFonts w:ascii="Arial" w:hAnsi="Arial" w:cs="Arial"/>
-          <w:b/>
-        </w:rPr>
-        <w:t xml:space="preserve"> details: </w:t>
+        <w:t xml:space="preserve"> Provide details: </w:t>
       </w:r>
       <w:r>
         <w:rPr>
@@ -9188,7 +9111,7 @@
       <w:rPr>
         <w:noProof/>
       </w:rPr>
-      <w:pict w14:anchorId="0DE0E923">
+      <w:pict w14:anchorId="23E44632">
         <v:shapetype id="_x0000_t136" coordsize="21600,21600" o:spt="136" adj="10800" path="m@7,l@8,m@5,21600l@6,21600e">
           <v:formulas>
             <v:f eqn="sum #0 0 10800"/>
@@ -9215,6 +9138,7 @@
         </v:shapetype>
         <v:shape id="PowerPlusWaterMarkObject10227127" o:spid="_x0000_s1027" type="#_x0000_t136" alt="" style="position:absolute;margin-left:0;margin-top:0;width:511.95pt;height:135.2pt;rotation:315;z-index:-251651072;mso-wrap-edited:f;mso-width-percent:0;mso-height-percent:0;mso-position-horizontal:center;mso-position-horizontal-relative:margin;mso-position-vertical:center;mso-position-vertical-relative:margin;mso-width-percent:0;mso-height-percent:0" o:allowincell="f" fillcolor="#666" stroked="f">
           <v:textpath style="font-family:&quot;Times New Roman&quot;;font-size:1pt" string="PREVIEW"/>
+          <w10:wrap anchorx="margin" anchory="margin"/>
         </v:shape>
       </w:pict>
     </w:r>
@@ -9398,7 +9322,7 @@
       <w:rPr>
         <w:noProof/>
       </w:rPr>
-      <w:pict w14:anchorId="5DCCD395">
+      <w:pict w14:anchorId="39B3676F">
         <v:shapetype id="_x0000_t136" coordsize="21600,21600" o:spt="136" adj="10800" path="m@7,l@8,m@5,21600l@6,21600e">
           <v:formulas>
             <v:f eqn="sum #0 0 10800"/>
@@ -9425,6 +9349,7 @@
         </v:shapetype>
         <v:shape id="PowerPlusWaterMarkObject10227128" o:spid="_x0000_s1026" type="#_x0000_t136" alt="" style="position:absolute;left:0;text-align:left;margin-left:0;margin-top:0;width:511.95pt;height:135.2pt;rotation:315;z-index:-251646976;mso-wrap-edited:f;mso-width-percent:0;mso-height-percent:0;mso-position-horizontal:center;mso-position-horizontal-relative:margin;mso-position-vertical:center;mso-position-vertical-relative:margin;mso-width-percent:0;mso-height-percent:0" o:allowincell="f" fillcolor="#666" stroked="f">
           <v:textpath style="font-family:&quot;Times New Roman&quot;;font-size:1pt" string="PREVIEW"/>
+          <w10:wrap anchorx="margin" anchory="margin"/>
         </v:shape>
       </w:pict>
     </w:r>
@@ -9442,7 +9367,7 @@
       <w:rPr>
         <w:noProof/>
       </w:rPr>
-      <w:pict w14:anchorId="4F484377">
+      <w:pict w14:anchorId="694281CF">
         <v:shapetype id="_x0000_t136" coordsize="21600,21600" o:spt="136" adj="10800" path="m@7,l@8,m@5,21600l@6,21600e">
           <v:formulas>
             <v:f eqn="sum #0 0 10800"/>
@@ -9469,6 +9394,7 @@
         </v:shapetype>
         <v:shape id="PowerPlusWaterMarkObject10227126" o:spid="_x0000_s1025" type="#_x0000_t136" alt="" style="position:absolute;margin-left:0;margin-top:0;width:511.95pt;height:135.2pt;rotation:315;z-index:-251655168;mso-wrap-edited:f;mso-width-percent:0;mso-height-percent:0;mso-position-horizontal:center;mso-position-horizontal-relative:margin;mso-position-vertical:center;mso-position-vertical-relative:margin;mso-width-percent:0;mso-height-percent:0" o:allowincell="f" fillcolor="#666" stroked="f">
           <v:textpath style="font-family:&quot;Times New Roman&quot;;font-size:1pt" string="PREVIEW"/>
+          <w10:wrap anchorx="margin" anchory="margin"/>
         </v:shape>
       </w:pict>
     </w:r>
@@ -16718,6 +16644,7 @@
   </w:compat>
   <w:rsids>
     <w:rsidRoot w:val="00AA4076"/>
+    <w:rsid w:val="0000177F"/>
     <w:rsid w:val="0001067F"/>
     <w:rsid w:val="000A66BA"/>
     <w:rsid w:val="000B3BFB"/>
@@ -16767,6 +16694,7 @@
     <w:rsid w:val="00773BF2"/>
     <w:rsid w:val="00784076"/>
     <w:rsid w:val="007A179D"/>
+    <w:rsid w:val="007A4FA3"/>
     <w:rsid w:val="007B2F8D"/>
     <w:rsid w:val="00843451"/>
     <w:rsid w:val="008456B3"/>
@@ -17600,6 +17528,31 @@
 </file>
 
 <file path=customXml/item1.xml><?xml version="1.0" encoding="utf-8"?>
+<p:properties xmlns:p="http://schemas.microsoft.com/office/2006/metadata/properties" xmlns:xsi="http://www.w3.org/2001/XMLSchema-instance" xmlns:pc="http://schemas.microsoft.com/office/infopath/2007/PartnerControls">
+  <documentManagement>
+    <lcf76f155ced4ddcb4097134ff3c332f xmlns="2244256a-353e-4aaa-84de-68fbd58bc0b5">
+      <Terms xmlns="http://schemas.microsoft.com/office/infopath/2007/PartnerControls"/>
+    </lcf76f155ced4ddcb4097134ff3c332f>
+    <TaxCatchAll xmlns="461e5654-0e9a-4527-837d-fdc364c1f1ed" xsi:nil="true"/>
+    <Number xmlns="2244256a-353e-4aaa-84de-68fbd58bc0b5" xsi:nil="true"/>
+  </documentManagement>
+</p:properties>
+</file>
+
+<file path=customXml/item2.xml><?xml version="1.0" encoding="utf-8"?>
+<b:Sources xmlns:b="http://schemas.openxmlformats.org/officeDocument/2006/bibliography" xmlns="http://schemas.openxmlformats.org/officeDocument/2006/bibliography" SelectedStyle="" StyleName="" Version="0"/>
+</file>
+
+<file path=customXml/item3.xml><?xml version="1.0" encoding="utf-8"?>
+<?mso-contentType ?>
+<FormTemplates xmlns="http://schemas.microsoft.com/sharepoint/v3/contenttype/forms">
+  <Display>DocumentLibraryForm</Display>
+  <Edit>DocumentLibraryForm</Edit>
+  <New>DocumentLibraryForm</New>
+</FormTemplates>
+</file>
+
+<file path=customXml/item4.xml><?xml version="1.0" encoding="utf-8"?>
 <ct:contentTypeSchema xmlns:ct="http://schemas.microsoft.com/office/2006/metadata/contentType" xmlns:ma="http://schemas.microsoft.com/office/2006/metadata/properties/metaAttributes" ct:_="" ma:_="" ma:contentTypeName="Document" ma:contentTypeID="0x010100BB15E224CEB19F4BA17DCD08B156C20E" ma:contentTypeVersion="14" ma:contentTypeDescription="Create a new document." ma:contentTypeScope="" ma:versionID="7cd304efa23d0061db26e2f05b6414b1">
   <xsd:schema xmlns:xsd="http://www.w3.org/2001/XMLSchema" xmlns:xs="http://www.w3.org/2001/XMLSchema" xmlns:p="http://schemas.microsoft.com/office/2006/metadata/properties" xmlns:ns2="2244256a-353e-4aaa-84de-68fbd58bc0b5" xmlns:ns3="461e5654-0e9a-4527-837d-fdc364c1f1ed" targetNamespace="http://schemas.microsoft.com/office/2006/metadata/properties" ma:root="true" ma:fieldsID="44df93feef4834377720eaaf16faf4fa" ns2:_="" ns3:_="">
     <xsd:import namespace="2244256a-353e-4aaa-84de-68fbd58bc0b5"/>
@@ -17812,32 +17765,34 @@
 </ct:contentTypeSchema>
 </file>
 
-<file path=customXml/item2.xml><?xml version="1.0" encoding="utf-8"?>
-<?mso-contentType ?>
-<FormTemplates xmlns="http://schemas.microsoft.com/sharepoint/v3/contenttype/forms">
-  <Display>DocumentLibraryForm</Display>
-  <Edit>DocumentLibraryForm</Edit>
-  <New>DocumentLibraryForm</New>
-</FormTemplates>
+<file path=customXml/itemProps1.xml><?xml version="1.0" encoding="utf-8"?>
+<ds:datastoreItem xmlns:ds="http://schemas.openxmlformats.org/officeDocument/2006/customXml" ds:itemID="{D6602E3C-70F5-412B-A646-0548AF3EB1F8}">
+  <ds:schemaRefs>
+    <ds:schemaRef ds:uri="http://schemas.microsoft.com/office/2006/metadata/properties"/>
+    <ds:schemaRef ds:uri="http://schemas.microsoft.com/office/infopath/2007/PartnerControls"/>
+    <ds:schemaRef ds:uri="2244256a-353e-4aaa-84de-68fbd58bc0b5"/>
+    <ds:schemaRef ds:uri="461e5654-0e9a-4527-837d-fdc364c1f1ed"/>
+  </ds:schemaRefs>
+</ds:datastoreItem>
 </file>
 
-<file path=customXml/item3.xml><?xml version="1.0" encoding="utf-8"?>
-<b:Sources xmlns:b="http://schemas.openxmlformats.org/officeDocument/2006/bibliography" xmlns="http://schemas.openxmlformats.org/officeDocument/2006/bibliography" SelectedStyle="" StyleName="" Version="0"/>
+<file path=customXml/itemProps2.xml><?xml version="1.0" encoding="utf-8"?>
+<ds:datastoreItem xmlns:ds="http://schemas.openxmlformats.org/officeDocument/2006/customXml" ds:itemID="{1AA002EC-9FAC-469B-886C-4AD0DF10DF17}">
+  <ds:schemaRefs>
+    <ds:schemaRef ds:uri="http://schemas.openxmlformats.org/officeDocument/2006/bibliography"/>
+  </ds:schemaRefs>
+</ds:datastoreItem>
 </file>
 
-<file path=customXml/item4.xml><?xml version="1.0" encoding="utf-8"?>
-<p:properties xmlns:p="http://schemas.microsoft.com/office/2006/metadata/properties" xmlns:xsi="http://www.w3.org/2001/XMLSchema-instance" xmlns:pc="http://schemas.microsoft.com/office/infopath/2007/PartnerControls">
-  <documentManagement>
-    <lcf76f155ced4ddcb4097134ff3c332f xmlns="2244256a-353e-4aaa-84de-68fbd58bc0b5">
-      <Terms xmlns="http://schemas.microsoft.com/office/infopath/2007/PartnerControls"/>
-    </lcf76f155ced4ddcb4097134ff3c332f>
-    <TaxCatchAll xmlns="461e5654-0e9a-4527-837d-fdc364c1f1ed" xsi:nil="true"/>
-    <Number xmlns="2244256a-353e-4aaa-84de-68fbd58bc0b5" xsi:nil="true"/>
-  </documentManagement>
-</p:properties>
+<file path=customXml/itemProps3.xml><?xml version="1.0" encoding="utf-8"?>
+<ds:datastoreItem xmlns:ds="http://schemas.openxmlformats.org/officeDocument/2006/customXml" ds:itemID="{9C893AAC-1781-44C1-940F-A467E506D9D1}">
+  <ds:schemaRefs>
+    <ds:schemaRef ds:uri="http://schemas.microsoft.com/sharepoint/v3/contenttype/forms"/>
+  </ds:schemaRefs>
+</ds:datastoreItem>
 </file>
 
-<file path=customXml/itemProps1.xml><?xml version="1.0" encoding="utf-8"?>
+<file path=customXml/itemProps4.xml><?xml version="1.0" encoding="utf-8"?>
 <ds:datastoreItem xmlns:ds="http://schemas.openxmlformats.org/officeDocument/2006/customXml" ds:itemID="{79C448BA-7A2C-492D-9615-F080CE57201F}">
   <ds:schemaRefs>
     <ds:schemaRef ds:uri="http://schemas.microsoft.com/office/2006/metadata/contentType"/>
@@ -17854,31 +17809,4 @@
     <ds:schemaRef ds:uri="http://schemas.microsoft.com/internal/obd"/>
   </ds:schemaRefs>
 </ds:datastoreItem>
-</file>
-
-<file path=customXml/itemProps2.xml><?xml version="1.0" encoding="utf-8"?>
-<ds:datastoreItem xmlns:ds="http://schemas.openxmlformats.org/officeDocument/2006/customXml" ds:itemID="{9C893AAC-1781-44C1-940F-A467E506D9D1}">
-  <ds:schemaRefs>
-    <ds:schemaRef ds:uri="http://schemas.microsoft.com/sharepoint/v3/contenttype/forms"/>
-  </ds:schemaRefs>
-</ds:datastoreItem>
-</file>
-
-<file path=customXml/itemProps3.xml><?xml version="1.0" encoding="utf-8"?>
-<ds:datastoreItem xmlns:ds="http://schemas.openxmlformats.org/officeDocument/2006/customXml" ds:itemID="{1AA002EC-9FAC-469B-886C-4AD0DF10DF17}">
-  <ds:schemaRefs>
-    <ds:schemaRef ds:uri="http://schemas.openxmlformats.org/officeDocument/2006/bibliography"/>
-  </ds:schemaRefs>
-</ds:datastoreItem>
-</file>
-
-<file path=customXml/itemProps4.xml><?xml version="1.0" encoding="utf-8"?>
-<ds:datastoreItem xmlns:ds="http://schemas.openxmlformats.org/officeDocument/2006/customXml" ds:itemID="{D6602E3C-70F5-412B-A646-0548AF3EB1F8}">
-  <ds:schemaRefs>
-    <ds:schemaRef ds:uri="http://schemas.microsoft.com/office/2006/metadata/properties"/>
-    <ds:schemaRef ds:uri="http://schemas.microsoft.com/office/infopath/2007/PartnerControls"/>
-    <ds:schemaRef ds:uri="2244256a-353e-4aaa-84de-68fbd58bc0b5"/>
-    <ds:schemaRef ds:uri="461e5654-0e9a-4527-837d-fdc364c1f1ed"/>
-  </ds:schemaRefs>
-</ds:datastoreItem>
 </file>
--- a/src/main/resources/templates/partA/2026-03-31 - FTR56/Preview Part A Template.docx
+++ b/src/main/resources/templates/partA/2026-03-31 - FTR56/Preview Part A Template.docx
@@ -1498,7 +1498,28 @@
           <w:rFonts w:ascii="Arial" w:hAnsi="Arial" w:cs="Arial"/>
           <w:bCs/>
         </w:rPr>
-        <w:t>SOPC_Sentence}}</w:t>
+        <w:t>sopc</w:t>
+      </w:r>
+      <w:r>
+        <w:rPr>
+          <w:rFonts w:ascii="Arial" w:hAnsi="Arial" w:cs="Arial"/>
+          <w:bCs/>
+        </w:rPr>
+        <w:t>_</w:t>
+      </w:r>
+      <w:r>
+        <w:rPr>
+          <w:rFonts w:ascii="Arial" w:hAnsi="Arial" w:cs="Arial"/>
+          <w:bCs/>
+        </w:rPr>
+        <w:t>s</w:t>
+      </w:r>
+      <w:r>
+        <w:rPr>
+          <w:rFonts w:ascii="Arial" w:hAnsi="Arial" w:cs="Arial"/>
+          <w:bCs/>
+        </w:rPr>
+        <w:t>entence}}</w:t>
       </w:r>
     </w:p>
     <w:p>
@@ -1555,7 +1576,21 @@
           <w:rFonts w:ascii="Arial" w:hAnsi="Arial" w:cs="Arial"/>
           <w:bCs/>
         </w:rPr>
-        <w:t>erving_DCR_sentence}}</w:t>
+        <w:t>erving_</w:t>
+      </w:r>
+      <w:r>
+        <w:rPr>
+          <w:rFonts w:ascii="Arial" w:hAnsi="Arial" w:cs="Arial"/>
+          <w:bCs/>
+        </w:rPr>
+        <w:t>dcr</w:t>
+      </w:r>
+      <w:r>
+        <w:rPr>
+          <w:rFonts w:ascii="Arial" w:hAnsi="Arial" w:cs="Arial"/>
+          <w:bCs/>
+        </w:rPr>
+        <w:t>_sentence}}</w:t>
       </w:r>
     </w:p>
     <w:p>
@@ -9097,7 +9132,7 @@
       <w:rPr>
         <w:noProof/>
       </w:rPr>
-      <w:pict w14:anchorId="0DE0E923">
+      <w:pict w14:anchorId="6FBED480">
         <v:shapetype id="_x0000_t136" coordsize="21600,21600" o:spt="136" adj="10800" path="m@7,l@8,m@5,21600l@6,21600e">
           <v:formulas>
             <v:f eqn="sum #0 0 10800"/>
@@ -9308,7 +9343,7 @@
       <w:rPr>
         <w:noProof/>
       </w:rPr>
-      <w:pict w14:anchorId="5DCCD395">
+      <w:pict w14:anchorId="3E151307">
         <v:shapetype id="_x0000_t136" coordsize="21600,21600" o:spt="136" adj="10800" path="m@7,l@8,m@5,21600l@6,21600e">
           <v:formulas>
             <v:f eqn="sum #0 0 10800"/>
@@ -9353,7 +9388,7 @@
       <w:rPr>
         <w:noProof/>
       </w:rPr>
-      <w:pict w14:anchorId="4F484377">
+      <w:pict w14:anchorId="1467B1C5">
         <v:shapetype id="_x0000_t136" coordsize="21600,21600" o:spt="136" adj="10800" path="m@7,l@8,m@5,21600l@6,21600e">
           <v:formulas>
             <v:f eqn="sum #0 0 10800"/>
@@ -16656,6 +16691,7 @@
     <w:rsid w:val="003A14C8"/>
     <w:rsid w:val="003A5934"/>
     <w:rsid w:val="003B0547"/>
+    <w:rsid w:val="003F565E"/>
     <w:rsid w:val="00407DEE"/>
     <w:rsid w:val="00446FB5"/>
     <w:rsid w:val="00470A43"/>
@@ -16681,6 +16717,7 @@
     <w:rsid w:val="00773BF2"/>
     <w:rsid w:val="00784076"/>
     <w:rsid w:val="007A179D"/>
+    <w:rsid w:val="007A4FA3"/>
     <w:rsid w:val="007B2F8D"/>
     <w:rsid w:val="00843451"/>
     <w:rsid w:val="008456B3"/>
@@ -17515,15 +17552,12 @@
 </file>
 
 <file path=customXml/item1.xml><?xml version="1.0" encoding="utf-8"?>
-<p:properties xmlns:p="http://schemas.microsoft.com/office/2006/metadata/properties" xmlns:xsi="http://www.w3.org/2001/XMLSchema-instance" xmlns:pc="http://schemas.microsoft.com/office/infopath/2007/PartnerControls">
-  <documentManagement>
-    <lcf76f155ced4ddcb4097134ff3c332f xmlns="2244256a-353e-4aaa-84de-68fbd58bc0b5">
-      <Terms xmlns="http://schemas.microsoft.com/office/infopath/2007/PartnerControls"/>
-    </lcf76f155ced4ddcb4097134ff3c332f>
-    <TaxCatchAll xmlns="461e5654-0e9a-4527-837d-fdc364c1f1ed" xsi:nil="true"/>
-    <Number xmlns="2244256a-353e-4aaa-84de-68fbd58bc0b5" xsi:nil="true"/>
-  </documentManagement>
-</p:properties>
+<?mso-contentType ?>
+<FormTemplates xmlns="http://schemas.microsoft.com/sharepoint/v3/contenttype/forms">
+  <Display>DocumentLibraryForm</Display>
+  <Edit>DocumentLibraryForm</Edit>
+  <New>DocumentLibraryForm</New>
+</FormTemplates>
 </file>
 
 <file path=customXml/item2.xml><?xml version="1.0" encoding="utf-8"?>
@@ -17740,12 +17774,15 @@
 </file>
 
 <file path=customXml/item3.xml><?xml version="1.0" encoding="utf-8"?>
-<?mso-contentType ?>
-<FormTemplates xmlns="http://schemas.microsoft.com/sharepoint/v3/contenttype/forms">
-  <Display>DocumentLibraryForm</Display>
-  <Edit>DocumentLibraryForm</Edit>
-  <New>DocumentLibraryForm</New>
-</FormTemplates>
+<p:properties xmlns:p="http://schemas.microsoft.com/office/2006/metadata/properties" xmlns:xsi="http://www.w3.org/2001/XMLSchema-instance" xmlns:pc="http://schemas.microsoft.com/office/infopath/2007/PartnerControls">
+  <documentManagement>
+    <lcf76f155ced4ddcb4097134ff3c332f xmlns="2244256a-353e-4aaa-84de-68fbd58bc0b5">
+      <Terms xmlns="http://schemas.microsoft.com/office/infopath/2007/PartnerControls"/>
+    </lcf76f155ced4ddcb4097134ff3c332f>
+    <TaxCatchAll xmlns="461e5654-0e9a-4527-837d-fdc364c1f1ed" xsi:nil="true"/>
+    <Number xmlns="2244256a-353e-4aaa-84de-68fbd58bc0b5" xsi:nil="true"/>
+  </documentManagement>
+</p:properties>
 </file>
 
 <file path=customXml/item4.xml><?xml version="1.0" encoding="utf-8"?>
@@ -17753,12 +17790,9 @@
 </file>
 
 <file path=customXml/itemProps1.xml><?xml version="1.0" encoding="utf-8"?>
-<ds:datastoreItem xmlns:ds="http://schemas.openxmlformats.org/officeDocument/2006/customXml" ds:itemID="{D6602E3C-70F5-412B-A646-0548AF3EB1F8}">
+<ds:datastoreItem xmlns:ds="http://schemas.openxmlformats.org/officeDocument/2006/customXml" ds:itemID="{9C893AAC-1781-44C1-940F-A467E506D9D1}">
   <ds:schemaRefs>
-    <ds:schemaRef ds:uri="http://schemas.microsoft.com/office/2006/metadata/properties"/>
-    <ds:schemaRef ds:uri="http://schemas.microsoft.com/office/infopath/2007/PartnerControls"/>
-    <ds:schemaRef ds:uri="2244256a-353e-4aaa-84de-68fbd58bc0b5"/>
-    <ds:schemaRef ds:uri="461e5654-0e9a-4527-837d-fdc364c1f1ed"/>
+    <ds:schemaRef ds:uri="http://schemas.microsoft.com/sharepoint/v3/contenttype/forms"/>
   </ds:schemaRefs>
 </ds:datastoreItem>
 </file>
@@ -17783,9 +17817,12 @@
 </file>
 
 <file path=customXml/itemProps3.xml><?xml version="1.0" encoding="utf-8"?>
-<ds:datastoreItem xmlns:ds="http://schemas.openxmlformats.org/officeDocument/2006/customXml" ds:itemID="{9C893AAC-1781-44C1-940F-A467E506D9D1}">
+<ds:datastoreItem xmlns:ds="http://schemas.openxmlformats.org/officeDocument/2006/customXml" ds:itemID="{D6602E3C-70F5-412B-A646-0548AF3EB1F8}">
   <ds:schemaRefs>
-    <ds:schemaRef ds:uri="http://schemas.microsoft.com/sharepoint/v3/contenttype/forms"/>
+    <ds:schemaRef ds:uri="http://schemas.microsoft.com/office/2006/metadata/properties"/>
+    <ds:schemaRef ds:uri="http://schemas.microsoft.com/office/infopath/2007/PartnerControls"/>
+    <ds:schemaRef ds:uri="2244256a-353e-4aaa-84de-68fbd58bc0b5"/>
+    <ds:schemaRef ds:uri="461e5654-0e9a-4527-837d-fdc364c1f1ed"/>
   </ds:schemaRefs>
 </ds:datastoreItem>
 </file>

--- a/src/main/resources/templates/partA/2026-03-31 - FTR56/Preview Part A Template.docx
+++ b/src/main/resources/templates/partA/2026-03-31 - FTR56/Preview Part A Template.docx
@@ -2992,6 +2992,13 @@
           <w:bCs/>
         </w:rPr>
         <w:t>{{has_victims_in_contact_scheme}}</w:t>
+      </w:r>
+      <w:r>
+        <w:rPr>
+          <w:rFonts w:ascii="Arial" w:hAnsi="Arial" w:cs="Arial"/>
+          <w:bCs/>
+        </w:rPr>
+        <w:t xml:space="preserve"> </w:t>
       </w:r>
       <w:r>
         <w:rPr>
@@ -9132,7 +9139,7 @@
       <w:rPr>
         <w:noProof/>
       </w:rPr>
-      <w:pict w14:anchorId="6FBED480">
+      <w:pict w14:anchorId="58560E9D">
         <v:shapetype id="_x0000_t136" coordsize="21600,21600" o:spt="136" adj="10800" path="m@7,l@8,m@5,21600l@6,21600e">
           <v:formulas>
             <v:f eqn="sum #0 0 10800"/>
@@ -9343,7 +9350,7 @@
       <w:rPr>
         <w:noProof/>
       </w:rPr>
-      <w:pict w14:anchorId="3E151307">
+      <w:pict w14:anchorId="419B973D">
         <v:shapetype id="_x0000_t136" coordsize="21600,21600" o:spt="136" adj="10800" path="m@7,l@8,m@5,21600l@6,21600e">
           <v:formulas>
             <v:f eqn="sum #0 0 10800"/>
@@ -9388,7 +9395,7 @@
       <w:rPr>
         <w:noProof/>
       </w:rPr>
-      <w:pict w14:anchorId="1467B1C5">
+      <w:pict w14:anchorId="55733D54">
         <v:shapetype id="_x0000_t136" coordsize="21600,21600" o:spt="136" adj="10800" path="m@7,l@8,m@5,21600l@6,21600e">
           <v:formulas>
             <v:f eqn="sum #0 0 10800"/>
@@ -16769,6 +16776,7 @@
     <w:rsid w:val="00E94FFF"/>
     <w:rsid w:val="00EA65B2"/>
     <w:rsid w:val="00EC55F3"/>
+    <w:rsid w:val="00EF30E1"/>
     <w:rsid w:val="00F13F92"/>
     <w:rsid w:val="00F3680B"/>
     <w:rsid w:val="00F444B8"/>
@@ -17552,15 +17560,22 @@
 </file>
 
 <file path=customXml/item1.xml><?xml version="1.0" encoding="utf-8"?>
-<?mso-contentType ?>
-<FormTemplates xmlns="http://schemas.microsoft.com/sharepoint/v3/contenttype/forms">
-  <Display>DocumentLibraryForm</Display>
-  <Edit>DocumentLibraryForm</Edit>
-  <New>DocumentLibraryForm</New>
-</FormTemplates>
+<b:Sources xmlns:b="http://schemas.openxmlformats.org/officeDocument/2006/bibliography" xmlns="http://schemas.openxmlformats.org/officeDocument/2006/bibliography" SelectedStyle="" StyleName="" Version="0"/>
 </file>
 
 <file path=customXml/item2.xml><?xml version="1.0" encoding="utf-8"?>
+<p:properties xmlns:p="http://schemas.microsoft.com/office/2006/metadata/properties" xmlns:xsi="http://www.w3.org/2001/XMLSchema-instance" xmlns:pc="http://schemas.microsoft.com/office/infopath/2007/PartnerControls">
+  <documentManagement>
+    <lcf76f155ced4ddcb4097134ff3c332f xmlns="2244256a-353e-4aaa-84de-68fbd58bc0b5">
+      <Terms xmlns="http://schemas.microsoft.com/office/infopath/2007/PartnerControls"/>
+    </lcf76f155ced4ddcb4097134ff3c332f>
+    <TaxCatchAll xmlns="461e5654-0e9a-4527-837d-fdc364c1f1ed" xsi:nil="true"/>
+    <Number xmlns="2244256a-353e-4aaa-84de-68fbd58bc0b5" xsi:nil="true"/>
+  </documentManagement>
+</p:properties>
+</file>
+
+<file path=customXml/item3.xml><?xml version="1.0" encoding="utf-8"?>
 <ct:contentTypeSchema xmlns:ct="http://schemas.microsoft.com/office/2006/metadata/contentType" xmlns:ma="http://schemas.microsoft.com/office/2006/metadata/properties/metaAttributes" ct:_="" ma:_="" ma:contentTypeName="Document" ma:contentTypeID="0x010100BB15E224CEB19F4BA17DCD08B156C20E" ma:contentTypeVersion="14" ma:contentTypeDescription="Create a new document." ma:contentTypeScope="" ma:versionID="7cd304efa23d0061db26e2f05b6414b1">
   <xsd:schema xmlns:xsd="http://www.w3.org/2001/XMLSchema" xmlns:xs="http://www.w3.org/2001/XMLSchema" xmlns:p="http://schemas.microsoft.com/office/2006/metadata/properties" xmlns:ns2="2244256a-353e-4aaa-84de-68fbd58bc0b5" xmlns:ns3="461e5654-0e9a-4527-837d-fdc364c1f1ed" targetNamespace="http://schemas.microsoft.com/office/2006/metadata/properties" ma:root="true" ma:fieldsID="44df93feef4834377720eaaf16faf4fa" ns2:_="" ns3:_="">
     <xsd:import namespace="2244256a-353e-4aaa-84de-68fbd58bc0b5"/>
@@ -17773,31 +17788,35 @@
 </ct:contentTypeSchema>
 </file>
 
-<file path=customXml/item3.xml><?xml version="1.0" encoding="utf-8"?>
-<p:properties xmlns:p="http://schemas.microsoft.com/office/2006/metadata/properties" xmlns:xsi="http://www.w3.org/2001/XMLSchema-instance" xmlns:pc="http://schemas.microsoft.com/office/infopath/2007/PartnerControls">
-  <documentManagement>
-    <lcf76f155ced4ddcb4097134ff3c332f xmlns="2244256a-353e-4aaa-84de-68fbd58bc0b5">
-      <Terms xmlns="http://schemas.microsoft.com/office/infopath/2007/PartnerControls"/>
-    </lcf76f155ced4ddcb4097134ff3c332f>
-    <TaxCatchAll xmlns="461e5654-0e9a-4527-837d-fdc364c1f1ed" xsi:nil="true"/>
-    <Number xmlns="2244256a-353e-4aaa-84de-68fbd58bc0b5" xsi:nil="true"/>
-  </documentManagement>
-</p:properties>
-</file>
-
 <file path=customXml/item4.xml><?xml version="1.0" encoding="utf-8"?>
-<b:Sources xmlns:b="http://schemas.openxmlformats.org/officeDocument/2006/bibliography" xmlns="http://schemas.openxmlformats.org/officeDocument/2006/bibliography" SelectedStyle="" StyleName="" Version="0"/>
+<?mso-contentType ?>
+<FormTemplates xmlns="http://schemas.microsoft.com/sharepoint/v3/contenttype/forms">
+  <Display>DocumentLibraryForm</Display>
+  <Edit>DocumentLibraryForm</Edit>
+  <New>DocumentLibraryForm</New>
+</FormTemplates>
 </file>
 
 <file path=customXml/itemProps1.xml><?xml version="1.0" encoding="utf-8"?>
-<ds:datastoreItem xmlns:ds="http://schemas.openxmlformats.org/officeDocument/2006/customXml" ds:itemID="{9C893AAC-1781-44C1-940F-A467E506D9D1}">
+<ds:datastoreItem xmlns:ds="http://schemas.openxmlformats.org/officeDocument/2006/customXml" ds:itemID="{1AA002EC-9FAC-469B-886C-4AD0DF10DF17}">
   <ds:schemaRefs>
-    <ds:schemaRef ds:uri="http://schemas.microsoft.com/sharepoint/v3/contenttype/forms"/>
+    <ds:schemaRef ds:uri="http://schemas.openxmlformats.org/officeDocument/2006/bibliography"/>
   </ds:schemaRefs>
 </ds:datastoreItem>
 </file>
 
 <file path=customXml/itemProps2.xml><?xml version="1.0" encoding="utf-8"?>
+<ds:datastoreItem xmlns:ds="http://schemas.openxmlformats.org/officeDocument/2006/customXml" ds:itemID="{D6602E3C-70F5-412B-A646-0548AF3EB1F8}">
+  <ds:schemaRefs>
+    <ds:schemaRef ds:uri="http://schemas.microsoft.com/office/2006/metadata/properties"/>
+    <ds:schemaRef ds:uri="http://schemas.microsoft.com/office/infopath/2007/PartnerControls"/>
+    <ds:schemaRef ds:uri="2244256a-353e-4aaa-84de-68fbd58bc0b5"/>
+    <ds:schemaRef ds:uri="461e5654-0e9a-4527-837d-fdc364c1f1ed"/>
+  </ds:schemaRefs>
+</ds:datastoreItem>
+</file>
+
+<file path=customXml/itemProps3.xml><?xml version="1.0" encoding="utf-8"?>
 <ds:datastoreItem xmlns:ds="http://schemas.openxmlformats.org/officeDocument/2006/customXml" ds:itemID="{79C448BA-7A2C-492D-9615-F080CE57201F}">
   <ds:schemaRefs>
     <ds:schemaRef ds:uri="http://schemas.microsoft.com/office/2006/metadata/contentType"/>
@@ -17816,21 +17835,10 @@
 </ds:datastoreItem>
 </file>
 
-<file path=customXml/itemProps3.xml><?xml version="1.0" encoding="utf-8"?>
-<ds:datastoreItem xmlns:ds="http://schemas.openxmlformats.org/officeDocument/2006/customXml" ds:itemID="{D6602E3C-70F5-412B-A646-0548AF3EB1F8}">
+<file path=customXml/itemProps4.xml><?xml version="1.0" encoding="utf-8"?>
+<ds:datastoreItem xmlns:ds="http://schemas.openxmlformats.org/officeDocument/2006/customXml" ds:itemID="{9C893AAC-1781-44C1-940F-A467E506D9D1}">
   <ds:schemaRefs>
-    <ds:schemaRef ds:uri="http://schemas.microsoft.com/office/2006/metadata/properties"/>
-    <ds:schemaRef ds:uri="http://schemas.microsoft.com/office/infopath/2007/PartnerControls"/>
-    <ds:schemaRef ds:uri="2244256a-353e-4aaa-84de-68fbd58bc0b5"/>
-    <ds:schemaRef ds:uri="461e5654-0e9a-4527-837d-fdc364c1f1ed"/>
-  </ds:schemaRefs>
-</ds:datastoreItem>
-</file>
-
-<file path=customXml/itemProps4.xml><?xml version="1.0" encoding="utf-8"?>
-<ds:datastoreItem xmlns:ds="http://schemas.openxmlformats.org/officeDocument/2006/customXml" ds:itemID="{1AA002EC-9FAC-469B-886C-4AD0DF10DF17}">
-  <ds:schemaRefs>
-    <ds:schemaRef ds:uri="http://schemas.openxmlformats.org/officeDocument/2006/bibliography"/>
+    <ds:schemaRef ds:uri="http://schemas.microsoft.com/sharepoint/v3/contenttype/forms"/>
   </ds:schemaRefs>
 </ds:datastoreItem>
 </file>